--- a/klagomål/A 30462-2026 FSC-klagomål.docx
+++ b/klagomål/A 30462-2026 FSC-klagomål.docx
@@ -1214,7 +1214,7 @@
     <w:r>
       <w:tab/>
       <w:tab/>
-      <w:t>2026-07-13</w:t>
+      <w:t>2026-07-14</w:t>
       <w:br/>
       <w:br/>
     </w:r>

--- a/klagomål/A 30462-2026 FSC-klagomål.docx
+++ b/klagomål/A 30462-2026 FSC-klagomål.docx
@@ -1214,7 +1214,7 @@
     <w:r>
       <w:tab/>
       <w:tab/>
-      <w:t>2026-07-14</w:t>
+      <w:t>2026-07-15</w:t>
       <w:br/>
       <w:br/>
     </w:r>

--- a/klagomål/A 30462-2026 FSC-klagomål.docx
+++ b/klagomål/A 30462-2026 FSC-klagomål.docx
@@ -1214,7 +1214,7 @@
     <w:r>
       <w:tab/>
       <w:tab/>
-      <w:t>2026-07-15</w:t>
+      <w:t>2026-07-16</w:t>
       <w:br/>
       <w:br/>
     </w:r>

--- a/klagomål/A 30462-2026 FSC-klagomål.docx
+++ b/klagomål/A 30462-2026 FSC-klagomål.docx
@@ -1214,7 +1214,7 @@
     <w:r>
       <w:tab/>
       <w:tab/>
-      <w:t>2026-07-16</w:t>
+      <w:t>2026-07-17</w:t>
       <w:br/>
       <w:br/>
     </w:r>

--- a/klagomål/A 30462-2026 FSC-klagomål.docx
+++ b/klagomål/A 30462-2026 FSC-klagomål.docx
@@ -1214,7 +1214,7 @@
     <w:r>
       <w:tab/>
       <w:tab/>
-      <w:t>2026-07-17</w:t>
+      <w:t>2026-07-18</w:t>
       <w:br/>
       <w:br/>
     </w:r>

--- a/klagomål/A 30462-2026 FSC-klagomål.docx
+++ b/klagomål/A 30462-2026 FSC-klagomål.docx
@@ -1214,7 +1214,7 @@
     <w:r>
       <w:tab/>
       <w:tab/>
-      <w:t>2026-07-18</w:t>
+      <w:t>2026-07-19</w:t>
       <w:br/>
       <w:br/>
     </w:r>

--- a/klagomål/A 30462-2026 FSC-klagomål.docx
+++ b/klagomål/A 30462-2026 FSC-klagomål.docx
@@ -1214,7 +1214,7 @@
     <w:r>
       <w:tab/>
       <w:tab/>
-      <w:t>2026-07-19</w:t>
+      <w:t>2026-07-20</w:t>
       <w:br/>
       <w:br/>
     </w:r>

--- a/klagomål/A 30462-2026 FSC-klagomål.docx
+++ b/klagomål/A 30462-2026 FSC-klagomål.docx
@@ -1214,7 +1214,7 @@
     <w:r>
       <w:tab/>
       <w:tab/>
-      <w:t>2026-07-20</w:t>
+      <w:t>2026-07-21</w:t>
       <w:br/>
       <w:br/>
     </w:r>

--- a/klagomål/A 30462-2026 FSC-klagomål.docx
+++ b/klagomål/A 30462-2026 FSC-klagomål.docx
@@ -1214,7 +1214,7 @@
     <w:r>
       <w:tab/>
       <w:tab/>
-      <w:t>2026-07-21</w:t>
+      <w:t>2026-07-22</w:t>
       <w:br/>
       <w:br/>
     </w:r>

--- a/klagomål/A 30462-2026 FSC-klagomål.docx
+++ b/klagomål/A 30462-2026 FSC-klagomål.docx
@@ -1214,7 +1214,7 @@
     <w:r>
       <w:tab/>
       <w:tab/>
-      <w:t>2026-07-22</w:t>
+      <w:t>2026-07-23</w:t>
       <w:br/>
       <w:br/>
     </w:r>

--- a/klagomål/A 30462-2026 FSC-klagomål.docx
+++ b/klagomål/A 30462-2026 FSC-klagomål.docx
@@ -1214,7 +1214,7 @@
     <w:r>
       <w:tab/>
       <w:tab/>
-      <w:t>2026-07-23</w:t>
+      <w:t>2026-07-24</w:t>
       <w:br/>
       <w:br/>
     </w:r>

--- a/klagomål/A 30462-2026 FSC-klagomål.docx
+++ b/klagomål/A 30462-2026 FSC-klagomål.docx
@@ -1214,7 +1214,7 @@
     <w:r>
       <w:tab/>
       <w:tab/>
-      <w:t>2026-07-24</w:t>
+      <w:t>2026-07-25</w:t>
       <w:br/>
       <w:br/>
     </w:r>

--- a/klagomål/A 30462-2026 FSC-klagomål.docx
+++ b/klagomål/A 30462-2026 FSC-klagomål.docx
@@ -1214,7 +1214,7 @@
     <w:r>
       <w:tab/>
       <w:tab/>
-      <w:t>2026-07-25</w:t>
+      <w:t>2026-07-26</w:t>
       <w:br/>
       <w:br/>
     </w:r>

--- a/klagomål/A 30462-2026 FSC-klagomål.docx
+++ b/klagomål/A 30462-2026 FSC-klagomål.docx
@@ -1214,7 +1214,7 @@
     <w:r>
       <w:tab/>
       <w:tab/>
-      <w:t>2026-07-26</w:t>
+      <w:t>2026-07-27</w:t>
       <w:br/>
       <w:br/>
     </w:r>

--- a/klagomål/A 30462-2026 FSC-klagomål.docx
+++ b/klagomål/A 30462-2026 FSC-klagomål.docx
@@ -1214,7 +1214,7 @@
     <w:r>
       <w:tab/>
       <w:tab/>
-      <w:t>2026-07-27</w:t>
+      <w:t>2026-07-28</w:t>
       <w:br/>
       <w:br/>
     </w:r>

--- a/klagomål/A 30462-2026 FSC-klagomål.docx
+++ b/klagomål/A 30462-2026 FSC-klagomål.docx
@@ -1214,7 +1214,7 @@
     <w:r>
       <w:tab/>
       <w:tab/>
-      <w:t>2026-07-28</w:t>
+      <w:t>2026-07-29</w:t>
       <w:br/>
       <w:br/>
     </w:r>

--- a/klagomål/A 30462-2026 FSC-klagomål.docx
+++ b/klagomål/A 30462-2026 FSC-klagomål.docx
@@ -178,7 +178,7 @@
       <w:r>
         <w:drawing>
           <wp:inline xmlns:a="http://schemas.openxmlformats.org/drawingml/2006/main" xmlns:pic="http://schemas.openxmlformats.org/drawingml/2006/picture">
-            <wp:extent cx="5486400" cy="4918906"/>
+            <wp:extent cx="5486400" cy="5045226"/>
             <wp:docPr id="1" name="Picture 1"/>
             <wp:cNvGraphicFramePr>
               <a:graphicFrameLocks noChangeAspect="1"/>
@@ -199,7 +199,7 @@
                   <pic:spPr>
                     <a:xfrm>
                       <a:off x="0" y="0"/>
-                      <a:ext cx="5486400" cy="4918906"/>
+                      <a:ext cx="5486400" cy="5045226"/>
                     </a:xfrm>
                     <a:prstGeom prst="rect"/>
                   </pic:spPr>
@@ -216,12 +216,12 @@
         <w:spacing w:after="240"/>
       </w:pPr>
       <w:r>
-        <w:t>Figur 1. Fyndplatser för naturvårdsarter i avverkningsanmälan. Markörer utan svart kant är placerade på fyndplatsen. Markörer med svart kant är placerade vid sidan av fyndplatsen har ett svart streck som visar fyndplatsens exakta position. Kartans mittpunktskoordinat är N 6903975, E 633346 i SWEREF 99 TM.</w:t>
+        <w:t>Figur 1. Fyndplatser för naturvårdsarter i och inom 8 meter från avverkningsanmälan. Markörer utan svart kant är placerade på fyndplatsen. Markörer med svart kant är placerade vid sidan av fyndplatsen har ett svart streck som visar fyndplatsens exakta position. Kartans mittpunktskoordinat är N 6903975, E 633346 i SWEREF 99 TM.</w:t>
       </w:r>
     </w:p>
     <w:p>
       <w:r>
-        <w:t>I avverkningsanmälan finns fynd av 3 naturvårdsarter, varav 2 är rödlistade, 1 är fridlyst och 3 är typiska (T): garnlav (VU, T), lunglav (NT, T) och blåsippa (T, §9). Se Figur 1.</w:t>
+        <w:t>I och inom 8 meter från avverkningsanmälan finns fynd av 19 naturvårdsarter, varav 9 är rödlistade, 10 är fridlysta, 14 är typiska (T) och 3 är signalarter (S): aspgelélav (VU, T), garnlav (VU, T), knärot (VU, T, §8), lunglav (NT, T), rödvingetrast (NT, §4), talltita (NT, §4), ullticka (NT, T), vedskivlav (NT, T), violettgrå tagellav (NT, T), grönpyrola (S, T), lönnlav (S), spindelblomster (S, T, §8), blåsippa (T, §9), ormbär (T), spillkråka (T, §4), tjäder (T, §4), tofsmes (T, §4), fläcknycklar (§8) och nattviol (§8). Se Figur 1.</w:t>
       </w:r>
     </w:p>
     <w:p>
@@ -252,6 +252,26 @@
         <w:rPr>
           <w:b/>
         </w:rPr>
+        <w:t>Aspgelélav (VU)</w:t>
+      </w:r>
+      <w:r>
+        <w:t xml:space="preserve"> växer praktiskt taget enbart på asp i skog med hög luftfuktighet. Aspgelélav missgynnas vid slutavverkning. I norra Sverige hotas arten genom slutavverkning av äldre barrskog med åldriga aspar, ofta på skogsbergens sluttningar. Arten försvinner på aspar som lämnas kvar på hyggen. Aspgelélav (VU) är typisk art för </w:t>
+      </w:r>
+      <w:r>
+        <w:rPr>
+          <w:i/>
+        </w:rPr>
+        <w:t>9010 Taiga</w:t>
+      </w:r>
+      <w:r>
+        <w:t xml:space="preserve"> (SLU Artdatabanken, 2024).</w:t>
+      </w:r>
+    </w:p>
+    <w:p>
+      <w:r>
+        <w:rPr>
+          <w:b/>
+        </w:rPr>
         <w:t>Garnlav (VU)</w:t>
       </w:r>
       <w:r>
@@ -325,7 +345,7 @@
     </w:p>
     <w:p>
       <w:r>
-        <w:t>I det avverkningsanmälda området finns 0 fyndplatser för knärot registrerade på Artportalen. Figur 2 visar gränserna för buffertzoner på 50 m, som behöver lämnas kring fyndplatserna för att knärotslokalerna inte ska försvinna vid en avverkning. Av det avverkningsanmälda området överlappar 0.01 ha med buffertzonerna och får av detta skäl inte avverkas.</w:t>
+        <w:t>I det avverkningsanmälda området finns 4 fyndplatser för knärot registrerade på Artportalen. Figur 2 visar gränserna för buffertzoner på 50 m, som behöver lämnas kring fyndplatserna för att knärotslokalerna inte ska försvinna vid en avverkning. Av det avverkningsanmälda området överlappar 1.61 ha med buffertzonerna och får av detta skäl inte avverkas.</w:t>
       </w:r>
     </w:p>
     <w:p>
@@ -437,6 +457,171 @@
         <w:rPr>
           <w:b/>
         </w:rPr>
+        <w:t>Talltita (NT, §4)</w:t>
+      </w:r>
+      <w:r>
+        <w:t>, rödlistad som nära hotad och prioriterad art i Skogsvårdslagen, har häckningsrevir i anmälan. Arten har minskat kraftigt de senaste 30 åren och minskningstakten innevarande 10-årsperiod beräknas till 20 (10–30) %. Talltitan är synnerligen trogen sitt cirka 15 hektar stora revir och är beroende av flerskiktade olikåldriga skogar för att kunna föda upp sina ungar. Talltitan försvinner om dess livsmiljö kalavverkas (Eggers &amp; Low, 2014; Ekman, 1979; Griesser et al, 2007; Klein, 2020; Siffczyk et al, 2003; SLU Artdatabanken, 2021).</w:t>
+      </w:r>
+    </w:p>
+    <w:p>
+      <w:r>
+        <w:rPr>
+          <w:b/>
+        </w:rPr>
+        <w:t>Ullticka (NT)</w:t>
+      </w:r>
+      <w:r>
+        <w:t xml:space="preserve"> är knuten till restbestånd av barrnaturskog och förekommer med ett tydligt optimum i orörda eller måttligt påverkade gamla granskogar där det föreligger viss kontinuitet av grov död ved. Ullticka är en bra signalart inom hela sitt utbredningsområde och i södra Sverige är den sällsynt och en god signalart för skyddsvärda granskogsmiljöer. Den hotas av avverkning och fragmentering av naturskog och äldre granskog med lång trädkontinuitet. På ullticka kan ibland ulltickeporing (VU) påträffas - det är en sällsynt ticka som nyligen delats upp i de tre olika arterna ulltickeporing </w:t>
+      </w:r>
+      <w:r>
+        <w:rPr>
+          <w:i/>
+        </w:rPr>
+        <w:t xml:space="preserve">Skeletocutis brevispora </w:t>
+      </w:r>
+      <w:r>
+        <w:t>(VU)</w:t>
+      </w:r>
+      <w:r>
+        <w:rPr>
+          <w:i/>
+        </w:rPr>
+        <w:t>, Skeletocutis delicata</w:t>
+      </w:r>
+      <w:r>
+        <w:t xml:space="preserve"> (VU)</w:t>
+      </w:r>
+      <w:r>
+        <w:rPr>
+          <w:i/>
+        </w:rPr>
+        <w:t xml:space="preserve"> och Skeletocutis exilis</w:t>
+      </w:r>
+      <w:r>
+        <w:t xml:space="preserve"> (NT). Ullticka är typisk art för </w:t>
+      </w:r>
+      <w:r>
+        <w:rPr>
+          <w:i/>
+        </w:rPr>
+        <w:t xml:space="preserve">9010 Taiga, 9050 Näringsrik granskog </w:t>
+      </w:r>
+      <w:r>
+        <w:t xml:space="preserve">och </w:t>
+      </w:r>
+      <w:r>
+        <w:rPr>
+          <w:i/>
+        </w:rPr>
+        <w:t>9030 Landhöjningsskog</w:t>
+      </w:r>
+      <w:r>
+        <w:t xml:space="preserve"> (SLU Artdatabanken, 2026; Nitare &amp; Skogsstyrelsen, 2019; Miettinen &amp; Niemelä, 2018).</w:t>
+      </w:r>
+    </w:p>
+    <w:p>
+      <w:r>
+        <w:rPr>
+          <w:b/>
+        </w:rPr>
+        <w:t>Vedskivlav (NT)</w:t>
+      </w:r>
+      <w:r>
+        <w:t xml:space="preserve"> växer på gammal, torr, exponerad, hård kärnved av framförallt tall i naturskogsartade bestånd. Avverkning av tallskog av naturskogskaraktär med spår av återkommande bränder är ett hot. Mängden lämplig ved att växa på för vedskivlav minskar, dels på grund av naturlig nedbrytning men framförallt på grund av att de förstörs i samband med slutavverkningar, gallringar och markberedning. Tall- och blandbarrskogar av naturskogskaraktär med spår av återkommande bränder bör skyddas. Vedskivlav är typisk art för </w:t>
+      </w:r>
+      <w:r>
+        <w:rPr>
+          <w:i/>
+        </w:rPr>
+        <w:t>9010 Taiga</w:t>
+      </w:r>
+      <w:r>
+        <w:t xml:space="preserve"> (SLU Artdatabanken, 2024).</w:t>
+      </w:r>
+    </w:p>
+    <w:p>
+      <w:r>
+        <w:rPr>
+          <w:b/>
+        </w:rPr>
+        <w:t>Violettgrå tagellav (NT)</w:t>
+      </w:r>
+      <w:r>
+        <w:t xml:space="preserve"> växer nästan uteslutande i gamla olikåldriga barrnaturskogar med lång skoglig kontinuitet och är en utmärkt signal på skog med höga naturvärden. Slutavverkning av tidigare aldrig slutavverkad skog (kontinuitetsskog) är det största hotet. Biotopen nyskapas i begränsad omfattning och barrskog äldre än 160 år, där den violettgrå tagellaven huvudsakligen påträffas har minskat med 50% de senaste 50 åren. Lågproduktiv skogsmark där laven förekommer bör undantas från skogsbruk och rika förekomster i äldre granskog bör skyddas. Arten är känslig för uttorkning och det är väsentligt att tillräckligt stora bestånd avsätts. Violettgrå tagellav är typisk art för </w:t>
+      </w:r>
+      <w:r>
+        <w:rPr>
+          <w:i/>
+        </w:rPr>
+        <w:t>9010 Taiga</w:t>
+      </w:r>
+      <w:r>
+        <w:t xml:space="preserve"> (SLU Artdatabanken, 2024; Nitare &amp; Skogsstyrelsen, 2019).</w:t>
+      </w:r>
+    </w:p>
+    <w:p>
+      <w:r>
+        <w:rPr>
+          <w:b/>
+        </w:rPr>
+        <w:t xml:space="preserve">Grönpyrola </w:t>
+      </w:r>
+      <w:r>
+        <w:t xml:space="preserve">växer främst på sandig, torr eller frisk mark i äldre barrskog, ofta på isälvsmaterial såsom sand och grus. Den påträffas främst i äldre naturligt uppkomna barrskogar, exempelvis på tallmoar, i åssluttningar, dyner och rasbranter. Arten är känslig för skogsbruksmetoder såsom slutavverkning och markberedning. Grönpyrola är typisk art för </w:t>
+      </w:r>
+      <w:r>
+        <w:rPr>
+          <w:i/>
+        </w:rPr>
+        <w:t>9010 Taiga, 9060 Åsbarrskog</w:t>
+      </w:r>
+      <w:r>
+        <w:t xml:space="preserve"> och</w:t>
+      </w:r>
+      <w:r>
+        <w:rPr>
+          <w:i/>
+        </w:rPr>
+        <w:t xml:space="preserve"> 1610 Åsöar i Östersjön </w:t>
+      </w:r>
+      <w:r>
+        <w:t>(Nitare &amp; Skogsstyrelsen, 2019; SLU Artdatabanken, 2025).</w:t>
+      </w:r>
+    </w:p>
+    <w:p>
+      <w:r>
+        <w:rPr>
+          <w:b/>
+        </w:rPr>
+        <w:t>Spindelblomster (§8)</w:t>
+      </w:r>
+      <w:r>
+        <w:t xml:space="preserve"> växer i äldre mossrik granskog eller barrblandskog, men även i fjällbjörkskog. Arten indikerar långvarig trädkontinuitet och hög luftfuktighet och är mycket känslig för uttorkning och markskador. Spindelblomster har i många trakter minskat starkt under senare tid på grund av slutavverkningar och skogsmarksdikning. Spindelblomster är typisk art för </w:t>
+      </w:r>
+      <w:r>
+        <w:rPr>
+          <w:i/>
+        </w:rPr>
+        <w:t xml:space="preserve">9010 Taiga, 9050 Näringsrik granskog </w:t>
+      </w:r>
+      <w:r>
+        <w:t>och</w:t>
+      </w:r>
+      <w:r>
+        <w:rPr>
+          <w:i/>
+        </w:rPr>
+        <w:t xml:space="preserve"> 9040 Fjällbjörkskog</w:t>
+      </w:r>
+      <w:r>
+        <w:t xml:space="preserve"> (Nitare &amp; Skogsstyrelsen, 2019; SLU Artdatabanken, 2025).</w:t>
+      </w:r>
+    </w:p>
+    <w:p>
+      <w:r>
+        <w:rPr>
+          <w:b/>
+        </w:rPr>
         <w:t>Blåsippa (§9)</w:t>
       </w:r>
       <w:r>
@@ -459,6 +644,104 @@
       </w:r>
       <w:r>
         <w:t xml:space="preserve"> (SLU Artdatabanken, 2025).</w:t>
+      </w:r>
+    </w:p>
+    <w:p>
+      <w:r>
+        <w:rPr>
+          <w:b/>
+        </w:rPr>
+        <w:t>Ormbär</w:t>
+      </w:r>
+      <w:r>
+        <w:t xml:space="preserve"> är typisk art för </w:t>
+      </w:r>
+      <w:r>
+        <w:rPr>
+          <w:i/>
+        </w:rPr>
+        <w:t xml:space="preserve">9050 Näringsrik granskog </w:t>
+      </w:r>
+      <w:r>
+        <w:t>(SLU Artdatabanken, 2025).</w:t>
+      </w:r>
+    </w:p>
+    <w:p>
+      <w:r>
+        <w:rPr>
+          <w:b/>
+        </w:rPr>
+        <w:t>Spillkråka (§4)</w:t>
+      </w:r>
+      <w:r>
+        <w:t xml:space="preserve"> omfattas av bilaga 1 i EU:s fågeldirektiv och är typisk art för </w:t>
+      </w:r>
+      <w:r>
+        <w:rPr>
+          <w:i/>
+        </w:rPr>
+        <w:t xml:space="preserve">9010 Taiga </w:t>
+      </w:r>
+      <w:r>
+        <w:t>och</w:t>
+      </w:r>
+      <w:r>
+        <w:rPr>
+          <w:i/>
+        </w:rPr>
+        <w:t xml:space="preserve"> 9740 Skogsbevuxen myr</w:t>
+      </w:r>
+      <w:r>
+        <w:t>. Den behöver grova träd, främst tall, asp och bok som boträd. Skogsbruk med korta omloppstider och täta, homogena ungskogar utgör det största hotet. Spillkråka är en nyckelart i skogliga miljöer vars övergivna bohål utnyttjas av flera andra hålhäckande fågelarter och fladdermöss, däribland pärluggla (EN, §4), knipa (§4), salskrake (§4) och skogsduva (§4). Hökuggla (VU, §4) och slaguggla (§4) häckar ofta i högstubbar som brutits av i höjd med ett gammalt spillkråkebo (SLU Artdatabanken, 2026; Skogsstyrelsen, 2016).</w:t>
+      </w:r>
+    </w:p>
+    <w:p>
+      <w:r>
+        <w:rPr>
+          <w:b/>
+        </w:rPr>
+        <w:t>Tjäder (§4)</w:t>
+      </w:r>
+      <w:r>
+        <w:t xml:space="preserve"> omfattas av bilaga 1 och 2 EU:s fågeldirektiv och är typisk art för </w:t>
+      </w:r>
+      <w:r>
+        <w:rPr>
+          <w:i/>
+        </w:rPr>
+        <w:t xml:space="preserve">9010 Taiga </w:t>
+      </w:r>
+      <w:r>
+        <w:t xml:space="preserve">och </w:t>
+      </w:r>
+      <w:r>
+        <w:rPr>
+          <w:i/>
+        </w:rPr>
+        <w:t>9740 Skogsbevuxen myr</w:t>
+      </w:r>
+      <w:r>
+        <w:t>. Tjädern är en utpräglad skogsfågel knuten till större sammanhängande barrskogsområden. Tupparna och hönorna utnyttjar till viss del olika miljöer, och habitatvalet varierar dessutom mellan olika delar av året. För att det ska finnas livskraftiga tjäderbestånd krävs funktionella skogslandskap med en blandning av uppvuxen, gles och luckig skog, täta sumpskogar, myrar och andra små våtmarker. Arten försvinner när skogen fragmenteras och den sammanlagda arealen hyggen och andra öppna områden blir för stor. Ett småskaligt och försiktigt virkesuttag genom hyggesfria metoder kan i vissa fall vara möjligt i området inom 200 m från lekcentrum. Längre ut från lekcentrum, inom 200–500 m bör den avverkade ytan inte överskrida 1 hektar för att undvika alltför stora och snabba förändringar (Skogsstyrelsen, 2019; SLU Artdatabanken, 2024).</w:t>
+      </w:r>
+    </w:p>
+    <w:p>
+      <w:r>
+        <w:rPr>
+          <w:b/>
+        </w:rPr>
+        <w:t>Tofsmes (§4)</w:t>
+      </w:r>
+      <w:r>
+        <w:t xml:space="preserve"> häckar i barr- och blandskog, främst i tallskog. Tofsmes är typisk art för </w:t>
+      </w:r>
+      <w:r>
+        <w:rPr>
+          <w:i/>
+        </w:rPr>
+        <w:t xml:space="preserve">9010 Taiga </w:t>
+      </w:r>
+      <w:r>
+        <w:t>(SLU Artdatabanken, 2025).</w:t>
       </w:r>
     </w:p>
     <w:p>
@@ -513,6 +796,22 @@
       <w:r>
         <w:t>I den avverkningsanmälda skogen har fridlysta arter sina livsmiljöer och växtplatser. Att skada de fridlysta arternas livsmiljöer, växtplatser eller ekologiska funktion är inte tillåtet enligt artskyddsförordningen.</w:t>
       </w:r>
+      <w:r>
+        <w:rPr>
+          <w:i/>
+        </w:rPr>
+        <w:t xml:space="preserve"> EU:s medlemsländer och skogsbolag är skyldiga att agera i enlighet med EU:s fågeldirektiv där det uttryckligen står att direktivet gäller för fåglar samt för deras ägg, bon och </w:t>
+      </w:r>
+      <w:r>
+        <w:rPr>
+          <w:b/>
+          <w:i/>
+        </w:rPr>
+        <w:t xml:space="preserve">livsmiljöer </w:t>
+      </w:r>
+      <w:r>
+        <w:t>(artikel 1). Vidare att de åtgärder som vidtas inte får leda till en försämring av den nuvarande situationen beträffande bevarandet av de fågelarter som avses i artikel 1 (artikel 13).</w:t>
+      </w:r>
     </w:p>
     <w:p>
       <w:r>
@@ -551,7 +850,7 @@
         <w:rPr>
           <w:i/>
         </w:rPr>
-        <w:t>I det avverkningsanmälda skogsområdet har 3 naturvårdsarter varav 2 rödlistade arter sina livsmiljöer och växtplatser.</w:t>
+        <w:t>I det avverkningsanmälda skogsområdet har 19 naturvårdsarter varav 9 rödlistade arter sina livsmiljöer och växtplatser.</w:t>
       </w:r>
     </w:p>
     <w:p>
@@ -1084,6 +1383,267 @@
       </w:r>
       <w:r>
         <w:t>SLU Artdatabanken, Uppsala.</w:t>
+      </w:r>
+    </w:p>
+    <w:p>
+      <w:pPr>
+        <w:pStyle w:val="Heading1"/>
+      </w:pPr>
+      <w:r>
+        <w:t>Talltita – ekologi samt krav på livsmiljön</w:t>
+      </w:r>
+    </w:p>
+    <w:p>
+      <w:r>
+        <w:t>Talltita är rödlistad som NT, fridlyst och prioriterad art i Skogsvårdslagen. Den omfattas av EU:s fågeldirektiv. Arten har minskat kraftigt de senaste 30 åren och minskningstakten innevarande 10-årsperiod beräknas till 20 (10–30) % (SLU Artdatabanken, 2022).</w:t>
+      </w:r>
+    </w:p>
+    <w:p>
+      <w:r>
+        <w:t>Talltita föredrar större sammanhängande barrskogar, och finns såväl i tallskog som granskog och i lövblandad barrskog. Skogens struktur är viktig och ska helst vara flerskiktad med riklig underväxt av mindre granar, björk och andra lövträd och buskar. Tillgång på murknande högstubbar är särskilt viktig, eftersom talltitan helst själv hackar ut sitt bohål (SLU Artdatabanken, 2022).</w:t>
+      </w:r>
+    </w:p>
+    <w:p>
+      <w:r>
+        <w:t>Det finns flera studier som visar att talltita är känslig för gallring och inte överlever när dess livsmiljö kalavverkas (Eggers and Low, 2014; Griesser et al., 2007; Klein, 2020). Talltitans revir är förhållandevis stora, 10–20 hektar och arten missgynnas när skogen fragmenteras. Kalavverkning av större delar av reviret innebär att det överges (Artdatabanken, 2021).</w:t>
+      </w:r>
+    </w:p>
+    <w:p>
+      <w:r>
+        <w:t>Talltitan är synnerligen trogen sitt revir så länge paret lever och biotopen förblir intakt. Paret stannar i sitt revir året om. En förlust av ett revir har därför en stor inverkan på den lokala populationen och trakthyggesbruket anses vara orsak till den svenska populationens kraftiga minskning. Talltiteparets revirtrohet innebär att närhelst under året man observerar en adult talltita så ingår denna plats i reviret (Siffczyk et al., 2003; Ekman, 1979).</w:t>
+      </w:r>
+    </w:p>
+    <w:p>
+      <w:pPr>
+        <w:pStyle w:val="Heading2"/>
+      </w:pPr>
+      <w:r>
+        <w:t>Referenser – talltita</w:t>
+      </w:r>
+    </w:p>
+    <w:p>
+      <w:r>
+        <w:t xml:space="preserve">Eggers, S., Low, M., 2014. </w:t>
+      </w:r>
+      <w:r>
+        <w:rPr>
+          <w:i/>
+        </w:rPr>
+        <w:t xml:space="preserve">Differential demographic responses of sympatric Parids to vegetation management in boreal forest. </w:t>
+      </w:r>
+      <w:r>
+        <w:t>For. Ecol. Manage. 319, 169–175.</w:t>
+      </w:r>
+    </w:p>
+    <w:p>
+      <w:r>
+        <w:t xml:space="preserve">Ekman, J., 1979. </w:t>
+      </w:r>
+      <w:r>
+        <w:rPr>
+          <w:i/>
+        </w:rPr>
+        <w:t xml:space="preserve">Coherence, composition and territories of winter social groups of the Willow Tit Parus montanus and the Crested Tit P. cristatus. </w:t>
+      </w:r>
+      <w:r>
+        <w:t>Ornis Scandinavica, 10, pp 56–68</w:t>
+      </w:r>
+    </w:p>
+    <w:p>
+      <w:r>
+        <w:t xml:space="preserve">Griesser, M., Nystrand, M., Eggers, S., Ekman, J., 2007. </w:t>
+      </w:r>
+      <w:r>
+        <w:rPr>
+          <w:i/>
+        </w:rPr>
+        <w:t xml:space="preserve">Impact of forestry practices on fitness correlates and population productivity in an open-nesting bird species. </w:t>
+      </w:r>
+      <w:r>
+        <w:t>Conserv. Biol. 21, 767–774. https://doi.org/10.1111/j.1523- 1739.2007.00675.x</w:t>
+      </w:r>
+    </w:p>
+    <w:p>
+      <w:r>
+        <w:t xml:space="preserve">Klein, J., 2020. </w:t>
+      </w:r>
+      <w:r>
+        <w:rPr>
+          <w:i/>
+        </w:rPr>
+        <w:t xml:space="preserve">The forgotten forest – On thinning, retention, and biodiversity in the boreal forest. </w:t>
+      </w:r>
+      <w:r>
+        <w:t>Doctoral Thesis No. 2020:50</w:t>
+      </w:r>
+    </w:p>
+    <w:p>
+      <w:r>
+        <w:t xml:space="preserve">Siffczyk, C., Brotons, L., Kangas, K., Orell, M., 2003. </w:t>
+      </w:r>
+      <w:r>
+        <w:rPr>
+          <w:i/>
+        </w:rPr>
+        <w:t xml:space="preserve">Home range size of willow tits. </w:t>
+      </w:r>
+      <w:r>
+        <w:t>Oecologica, 136, 635–642 (2003)</w:t>
+      </w:r>
+    </w:p>
+    <w:p>
+      <w:r>
+        <w:t xml:space="preserve">SLU Artdatabanken, 2021. </w:t>
+      </w:r>
+      <w:r>
+        <w:rPr>
+          <w:i/>
+        </w:rPr>
+        <w:t xml:space="preserve">Artfaktablad. Naturvård – artfakta. </w:t>
+      </w:r>
+      <w:r>
+        <w:t>SLU Artdatabanken, Uppsala</w:t>
+      </w:r>
+    </w:p>
+    <w:p>
+      <w:pPr>
+        <w:pStyle w:val="Heading1"/>
+      </w:pPr>
+      <w:r>
+        <w:t>Spillkråka – ekologi samt krav på livsmiljön</w:t>
+      </w:r>
+    </w:p>
+    <w:p>
+      <w:r>
+        <w:t xml:space="preserve">Spillkråka (§4) ingår i bilaga 1 EU:s fågeldirektiv och är typisk art för </w:t>
+      </w:r>
+      <w:r>
+        <w:rPr>
+          <w:i/>
+        </w:rPr>
+        <w:t xml:space="preserve">9010 Taiga </w:t>
+      </w:r>
+      <w:r>
+        <w:t>och</w:t>
+      </w:r>
+      <w:r>
+        <w:rPr>
+          <w:i/>
+        </w:rPr>
+        <w:t xml:space="preserve"> 9740 Skogsbevuxen myr</w:t>
+      </w:r>
+      <w:r>
+        <w:t>. Den lever i både barr- och blandskog liksom i ren lövskog. De tätaste populationerna tenderar att finnas i äldre, variationsrik blandskog med gott om död ved och gamla träd. Varje par utnyttjar 400–1000 hektar skog beroende på skogens kvalitet. Skogsbruk med korta omloppstider och täta, homogena ungskogar utgör det största hotet (SLU Artdatabanken, 2026).</w:t>
+      </w:r>
+    </w:p>
+    <w:p>
+      <w:r>
+        <w:t>Spillkråka är en nyckelart i skogliga miljöer vars övergivna bohål utnyttjas av flera andra hålhäckande fågelarter och fladdermöss, däribland pärluggla (EN, §4), knipa (§4), salskrake (§4) och skogsduva (§4). Hökuggla (VU, §4) och slaguggla (§4) häckar ofta i högstubbar som brutits av i höjd med ett gammalt spillkråkebo (Skogsstyrelsen, 2016).</w:t>
+      </w:r>
+    </w:p>
+    <w:p>
+      <w:pPr>
+        <w:pStyle w:val="Heading2"/>
+      </w:pPr>
+      <w:r>
+        <w:t>Referenser – spillkråka</w:t>
+      </w:r>
+    </w:p>
+    <w:p>
+      <w:r>
+        <w:t xml:space="preserve">Skogsstyrelsen, 2016. </w:t>
+      </w:r>
+      <w:r>
+        <w:rPr>
+          <w:i/>
+        </w:rPr>
+        <w:t xml:space="preserve">Vägledning för hänsyn till spillkråka. </w:t>
+      </w:r>
+      <w:r>
+        <w:t>Vägledningar och kunskapsstöd artskydd – Skogsstyrelsen.</w:t>
+      </w:r>
+    </w:p>
+    <w:p>
+      <w:r>
+        <w:t xml:space="preserve">SLU Artdatabanken, 2026. </w:t>
+      </w:r>
+      <w:r>
+        <w:rPr>
+          <w:i/>
+        </w:rPr>
+        <w:t xml:space="preserve">Artfaktablad. Naturvård – artfakta. </w:t>
+      </w:r>
+      <w:r>
+        <w:t>SLU Artdatabanken, Uppsala.</w:t>
+      </w:r>
+    </w:p>
+    <w:p>
+      <w:pPr>
+        <w:pStyle w:val="Heading1"/>
+      </w:pPr>
+      <w:r>
+        <w:t>Tjäder – ekologi samt krav på livsmiljön</w:t>
+      </w:r>
+    </w:p>
+    <w:p>
+      <w:r>
+        <w:t xml:space="preserve">Tjäder (§4) omfattas av bilaga 1 och 2 EU:s fågeldirektiv och är typisk art för </w:t>
+      </w:r>
+      <w:r>
+        <w:rPr>
+          <w:i/>
+        </w:rPr>
+        <w:t xml:space="preserve">9010 Taiga </w:t>
+      </w:r>
+      <w:r>
+        <w:t xml:space="preserve">och </w:t>
+      </w:r>
+      <w:r>
+        <w:rPr>
+          <w:i/>
+        </w:rPr>
+        <w:t>9740 Skogsbevuxen myr</w:t>
+      </w:r>
+      <w:r>
+        <w:t>. Tjädern är en utpräglad skogsfågel knuten till större sammanhängande barrskogsområden. Tupparna och hönorna utnyttjar till viss del olika miljöer, och habitatvalet varierar dessutom mellan olika delar av året. För att det ska finnas livskraftiga tjäderbestånd krävs funktionella skogslandskap med en blandning av uppvuxen, gles och luckig skog, täta sumpskogar, myrar och andra små våtmarker (Skogsstyrelsen, 2019; SLU Artdatabanken 2024).</w:t>
+      </w:r>
+    </w:p>
+    <w:p>
+      <w:r>
+        <w:t>Arten försvinner när skogen fragmenteras och den sammanlagda arealen hyggen och andra öppna områden blir för stor. Ett småskaligt och försiktigt virkesuttag genom hyggesfria metoder kan i vissa fall vara möjligt i området inom 200 m från lekcentrum. Längre ut från lekcentrum, inom 200–500 m bör den avverkade ytan inte överskrida 1 hektar för att undvika alltför stora och snabba förändringar (Skogsstyrelsen, 2019).</w:t>
+      </w:r>
+    </w:p>
+    <w:p>
+      <w:pPr>
+        <w:pStyle w:val="Heading2"/>
+      </w:pPr>
+      <w:r>
+        <w:t>Referenser – tjäder</w:t>
+      </w:r>
+    </w:p>
+    <w:p>
+      <w:r>
+        <w:t xml:space="preserve">Skogsstyrelsen, 2019. </w:t>
+      </w:r>
+      <w:r>
+        <w:rPr>
+          <w:i/>
+        </w:rPr>
+        <w:t>Vägledning för hänsyn till fåglar – tjäder.</w:t>
+      </w:r>
+    </w:p>
+    <w:p>
+      <w:r>
+        <w:t xml:space="preserve">SLU Artdatabanken, 2024. </w:t>
+      </w:r>
+      <w:r>
+        <w:rPr>
+          <w:i/>
+        </w:rPr>
+        <w:t xml:space="preserve">Artfaktablad. Naturvård – artfakta. </w:t>
+      </w:r>
+      <w:r>
+        <w:t>SLU Artdatabanken, Uppsala</w:t>
       </w:r>
     </w:p>
     <w:sectPr>
@@ -1214,7 +1774,7 @@
     <w:r>
       <w:tab/>
       <w:tab/>
-      <w:t>2026-07-29</w:t>
+      <w:t>2026-07-30</w:t>
       <w:br/>
       <w:br/>
     </w:r>

--- a/klagomål/A 30462-2026 FSC-klagomål.docx
+++ b/klagomål/A 30462-2026 FSC-klagomål.docx
@@ -1774,7 +1774,7 @@
     <w:r>
       <w:tab/>
       <w:tab/>
-      <w:t>2026-07-30</w:t>
+      <w:t>2026-07-31</w:t>
       <w:br/>
       <w:br/>
     </w:r>

--- a/klagomål/A 30462-2026 FSC-klagomål.docx
+++ b/klagomål/A 30462-2026 FSC-klagomål.docx
@@ -1774,7 +1774,7 @@
     <w:r>
       <w:tab/>
       <w:tab/>
-      <w:t>2026-07-31</w:t>
+      <w:t>2026-08-01</w:t>
       <w:br/>
       <w:br/>
     </w:r>

--- a/klagomål/A 30462-2026 FSC-klagomål.docx
+++ b/klagomål/A 30462-2026 FSC-klagomål.docx
@@ -1774,7 +1774,7 @@
     <w:r>
       <w:tab/>
       <w:tab/>
-      <w:t>2026-08-01</w:t>
+      <w:t>2026-08-02</w:t>
       <w:br/>
       <w:br/>
     </w:r>

--- a/klagomål/A 30462-2026 FSC-klagomål.docx
+++ b/klagomål/A 30462-2026 FSC-klagomål.docx
@@ -1774,7 +1774,7 @@
     <w:r>
       <w:tab/>
       <w:tab/>
-      <w:t>2026-08-02</w:t>
+      <w:t>2026-08-03</w:t>
       <w:br/>
       <w:br/>
     </w:r>

--- a/klagomål/A 30462-2026 FSC-klagomål.docx
+++ b/klagomål/A 30462-2026 FSC-klagomål.docx
@@ -1774,7 +1774,7 @@
     <w:r>
       <w:tab/>
       <w:tab/>
-      <w:t>2026-08-03</w:t>
+      <w:t>2026-08-05</w:t>
       <w:br/>
       <w:br/>
     </w:r>

--- a/klagomål/A 30462-2026 FSC-klagomål.docx
+++ b/klagomål/A 30462-2026 FSC-klagomål.docx
@@ -1774,7 +1774,7 @@
     <w:r>
       <w:tab/>
       <w:tab/>
-      <w:t>2026-08-05</w:t>
+      <w:t>2026-08-07</w:t>
       <w:br/>
       <w:br/>
     </w:r>

--- a/klagomål/A 30462-2026 FSC-klagomål.docx
+++ b/klagomål/A 30462-2026 FSC-klagomål.docx
@@ -1774,7 +1774,7 @@
     <w:r>
       <w:tab/>
       <w:tab/>
-      <w:t>2026-08-07</w:t>
+      <w:t>2026-08-08</w:t>
       <w:br/>
       <w:br/>
     </w:r>

--- a/klagomål/A 30462-2026 FSC-klagomål.docx
+++ b/klagomål/A 30462-2026 FSC-klagomål.docx
@@ -178,7 +178,7 @@
       <w:r>
         <w:drawing>
           <wp:inline xmlns:a="http://schemas.openxmlformats.org/drawingml/2006/main" xmlns:pic="http://schemas.openxmlformats.org/drawingml/2006/picture">
-            <wp:extent cx="5486400" cy="4918906"/>
+            <wp:extent cx="5486400" cy="5045226"/>
             <wp:docPr id="1" name="Picture 1"/>
             <wp:cNvGraphicFramePr>
               <a:graphicFrameLocks noChangeAspect="1"/>
@@ -199,7 +199,7 @@
                   <pic:spPr>
                     <a:xfrm>
                       <a:off x="0" y="0"/>
-                      <a:ext cx="5486400" cy="4918906"/>
+                      <a:ext cx="5486400" cy="5045226"/>
                     </a:xfrm>
                     <a:prstGeom prst="rect"/>
                   </pic:spPr>
@@ -216,12 +216,12 @@
         <w:spacing w:after="240"/>
       </w:pPr>
       <w:r>
-        <w:t>Figur 1. Fyndplatser för naturvårdsarter i avverkningsanmälan. Markörer utan svart kant är placerade på fyndplatsen. Markörer med svart kant är placerade vid sidan av fyndplatsen har ett svart streck som visar fyndplatsens exakta position. Kartans mittpunktskoordinat är N 6903975, E 633346 i SWEREF 99 TM.</w:t>
+        <w:t>Figur 1. Fyndplatser för naturvårdsarter i och inom 8 meter från avverkningsanmälan. Markörer utan svart kant är placerade på fyndplatsen. Markörer med svart kant är placerade vid sidan av fyndplatsen och har ett svart streck som visar fyndplatsens exakta position. Kartans mittpunktskoordinat är N 6903975, E 633346 i SWEREF 99 TM.</w:t>
       </w:r>
     </w:p>
     <w:p>
       <w:r>
-        <w:t>I avverkningsanmälan finns fynd av 3 naturvårdsarter, varav 2 är rödlistade, 1 är fridlyst och 3 är typiska (T): garnlav (VU, T), lunglav (NT, T) och blåsippa (T, §9). Se Figur 1.</w:t>
+        <w:t>I och inom 8 meter från avverkningsanmälan finns fynd av 19 naturvårdsarter, varav 9 är rödlistade, 10 är fridlysta, 14 är typiska (T) och 3 är signalarter (S): aspgelélav (VU, T), garnlav (VU, T), knärot (VU, T, §8), lunglav (NT, T), rödvingetrast (NT, §4), talltita (NT, §4), ullticka (NT, T), vedskivlav (NT, T), violettgrå tagellav (NT, T), grönpyrola (S, T), lönnlav (S), spindelblomster (S, T, §8), blåsippa (T, §9), ormbär (T), spillkråka (T, §4), tjäder (T, §4), tofsmes (T, §4), fläcknycklar (§8) och nattviol (§8). Se Figur 1.</w:t>
       </w:r>
     </w:p>
     <w:p>
@@ -252,6 +252,26 @@
         <w:rPr>
           <w:b/>
         </w:rPr>
+        <w:t>Aspgelélav (VU)</w:t>
+      </w:r>
+      <w:r>
+        <w:t xml:space="preserve"> växer praktiskt taget enbart på asp i skog med hög luftfuktighet. Aspgelélav missgynnas vid slutavverkning. I norra Sverige hotas arten genom slutavverkning av äldre barrskog med åldriga aspar, ofta på skogsbergens sluttningar. Arten försvinner på aspar som lämnas kvar på hyggen. Aspgelélav (VU) är typisk art för </w:t>
+      </w:r>
+      <w:r>
+        <w:rPr>
+          <w:i/>
+        </w:rPr>
+        <w:t>9010 Taiga</w:t>
+      </w:r>
+      <w:r>
+        <w:t xml:space="preserve"> (SLU Artdatabanken, 2024).</w:t>
+      </w:r>
+    </w:p>
+    <w:p>
+      <w:r>
+        <w:rPr>
+          <w:b/>
+        </w:rPr>
         <w:t>Garnlav (VU)</w:t>
       </w:r>
       <w:r>
@@ -325,7 +345,7 @@
     </w:p>
     <w:p>
       <w:r>
-        <w:t>I det avverkningsanmälda området finns 0 fyndplatser för knärot registrerade på Artportalen. Figur 2 visar gränserna för buffertzoner på 50 m, som behöver lämnas kring fyndplatserna för att knärotslokalerna inte ska försvinna vid en avverkning. Av det avverkningsanmälda området överlappar 0.01 ha med buffertzonerna och får av detta skäl inte avverkas.</w:t>
+        <w:t>I det avverkningsanmälda området finns 4 fyndplatser för knärot registrerade på Artportalen. Figur 2 visar gränserna för buffertzoner på 50 m, som behöver lämnas kring fyndplatserna för att knärotslokalerna inte ska försvinna vid en avverkning. Av det avverkningsanmälda området överlappar 1.61 ha med buffertzonerna och får av detta skäl inte avverkas.</w:t>
       </w:r>
     </w:p>
     <w:p>
@@ -437,6 +457,171 @@
         <w:rPr>
           <w:b/>
         </w:rPr>
+        <w:t>Talltita (NT, §4)</w:t>
+      </w:r>
+      <w:r>
+        <w:t>, rödlistad som nära hotad och prioriterad art i Skogsvårdslagen, har häckningsrevir i anmälan. Arten har minskat kraftigt de senaste 30 åren och minskningstakten innevarande 10-årsperiod beräknas till 20 (10–30) %. Talltitan är synnerligen trogen sitt cirka 15 hektar stora revir och är beroende av flerskiktade olikåldriga skogar för att kunna föda upp sina ungar. Talltitan försvinner om dess livsmiljö kalavverkas (Eggers &amp; Low, 2014; Ekman, 1979; Griesser et al, 2007; Klein, 2020; Siffczyk et al, 2003; SLU Artdatabanken, 2021).</w:t>
+      </w:r>
+    </w:p>
+    <w:p>
+      <w:r>
+        <w:rPr>
+          <w:b/>
+        </w:rPr>
+        <w:t>Ullticka (NT)</w:t>
+      </w:r>
+      <w:r>
+        <w:t xml:space="preserve"> är knuten till restbestånd av barrnaturskog och förekommer med ett tydligt optimum i orörda eller måttligt påverkade gamla granskogar där det föreligger viss kontinuitet av grov död ved. Ullticka är en bra signalart inom hela sitt utbredningsområde och i södra Sverige är den sällsynt och en god signalart för skyddsvärda granskogsmiljöer. Den hotas av avverkning och fragmentering av naturskog och äldre granskog med lång trädkontinuitet. På ullticka kan ibland ulltickeporing (VU) påträffas - det är en sällsynt ticka som nyligen delats upp i de tre olika arterna ulltickeporing </w:t>
+      </w:r>
+      <w:r>
+        <w:rPr>
+          <w:i/>
+        </w:rPr>
+        <w:t xml:space="preserve">Skeletocutis brevispora </w:t>
+      </w:r>
+      <w:r>
+        <w:t>(VU)</w:t>
+      </w:r>
+      <w:r>
+        <w:rPr>
+          <w:i/>
+        </w:rPr>
+        <w:t>, Skeletocutis delicata</w:t>
+      </w:r>
+      <w:r>
+        <w:t xml:space="preserve"> (VU)</w:t>
+      </w:r>
+      <w:r>
+        <w:rPr>
+          <w:i/>
+        </w:rPr>
+        <w:t xml:space="preserve"> och Skeletocutis exilis</w:t>
+      </w:r>
+      <w:r>
+        <w:t xml:space="preserve"> (NT). Ullticka är typisk art för </w:t>
+      </w:r>
+      <w:r>
+        <w:rPr>
+          <w:i/>
+        </w:rPr>
+        <w:t xml:space="preserve">9010 Taiga, 9050 Näringsrik granskog </w:t>
+      </w:r>
+      <w:r>
+        <w:t xml:space="preserve">och </w:t>
+      </w:r>
+      <w:r>
+        <w:rPr>
+          <w:i/>
+        </w:rPr>
+        <w:t>9030 Landhöjningsskog</w:t>
+      </w:r>
+      <w:r>
+        <w:t xml:space="preserve"> (SLU Artdatabanken, 2026; Nitare &amp; Skogsstyrelsen, 2019; Miettinen &amp; Niemelä, 2018).</w:t>
+      </w:r>
+    </w:p>
+    <w:p>
+      <w:r>
+        <w:rPr>
+          <w:b/>
+        </w:rPr>
+        <w:t>Vedskivlav (NT)</w:t>
+      </w:r>
+      <w:r>
+        <w:t xml:space="preserve"> växer på gammal, torr, exponerad, hård kärnved av framförallt tall i naturskogsartade bestånd. Avverkning av tallskog av naturskogskaraktär med spår av återkommande bränder är ett hot. Mängden lämplig ved att växa på för vedskivlav minskar, dels på grund av naturlig nedbrytning men framförallt på grund av att de förstörs i samband med slutavverkningar, gallringar och markberedning. Tall- och blandbarrskogar av naturskogskaraktär med spår av återkommande bränder bör skyddas. Vedskivlav är typisk art för </w:t>
+      </w:r>
+      <w:r>
+        <w:rPr>
+          <w:i/>
+        </w:rPr>
+        <w:t>9010 Taiga</w:t>
+      </w:r>
+      <w:r>
+        <w:t xml:space="preserve"> (SLU Artdatabanken, 2024).</w:t>
+      </w:r>
+    </w:p>
+    <w:p>
+      <w:r>
+        <w:rPr>
+          <w:b/>
+        </w:rPr>
+        <w:t>Violettgrå tagellav (NT)</w:t>
+      </w:r>
+      <w:r>
+        <w:t xml:space="preserve"> växer nästan uteslutande i gamla olikåldriga barrnaturskogar med lång skoglig kontinuitet och är en utmärkt signal på skog med höga naturvärden. Slutavverkning av tidigare aldrig slutavverkad skog (kontinuitetsskog) är det största hotet. Biotopen nyskapas i begränsad omfattning och barrskog äldre än 160 år, där den violettgrå tagellaven huvudsakligen påträffas har minskat med 50% de senaste 50 åren. Lågproduktiv skogsmark där laven förekommer bör undantas från skogsbruk och rika förekomster i äldre granskog bör skyddas. Arten är känslig för uttorkning och det är väsentligt att tillräckligt stora bestånd avsätts. Violettgrå tagellav är typisk art för </w:t>
+      </w:r>
+      <w:r>
+        <w:rPr>
+          <w:i/>
+        </w:rPr>
+        <w:t>9010 Taiga</w:t>
+      </w:r>
+      <w:r>
+        <w:t xml:space="preserve"> (SLU Artdatabanken, 2024; Nitare &amp; Skogsstyrelsen, 2019).</w:t>
+      </w:r>
+    </w:p>
+    <w:p>
+      <w:r>
+        <w:rPr>
+          <w:b/>
+        </w:rPr>
+        <w:t xml:space="preserve">Grönpyrola </w:t>
+      </w:r>
+      <w:r>
+        <w:t xml:space="preserve">växer främst på sandig, torr eller frisk mark i äldre barrskog, ofta på isälvsmaterial såsom sand och grus. Den påträffas främst i äldre naturligt uppkomna barrskogar, exempelvis på tallmoar, i åssluttningar, dyner och rasbranter. Arten är känslig för skogsbruksmetoder såsom slutavverkning och markberedning. Grönpyrola är typisk art för </w:t>
+      </w:r>
+      <w:r>
+        <w:rPr>
+          <w:i/>
+        </w:rPr>
+        <w:t>9010 Taiga, 9060 Åsbarrskog</w:t>
+      </w:r>
+      <w:r>
+        <w:t xml:space="preserve"> och</w:t>
+      </w:r>
+      <w:r>
+        <w:rPr>
+          <w:i/>
+        </w:rPr>
+        <w:t xml:space="preserve"> 1610 Åsöar i Östersjön </w:t>
+      </w:r>
+      <w:r>
+        <w:t>(Nitare &amp; Skogsstyrelsen, 2019; SLU Artdatabanken, 2025).</w:t>
+      </w:r>
+    </w:p>
+    <w:p>
+      <w:r>
+        <w:rPr>
+          <w:b/>
+        </w:rPr>
+        <w:t>Spindelblomster (§8)</w:t>
+      </w:r>
+      <w:r>
+        <w:t xml:space="preserve"> växer i äldre mossrik granskog eller barrblandskog, men även i fjällbjörkskog. Arten indikerar långvarig trädkontinuitet och hög luftfuktighet och är mycket känslig för uttorkning och markskador. Spindelblomster har i många trakter minskat starkt under senare tid på grund av slutavverkningar och skogsmarksdikning. Spindelblomster är typisk art för </w:t>
+      </w:r>
+      <w:r>
+        <w:rPr>
+          <w:i/>
+        </w:rPr>
+        <w:t xml:space="preserve">9010 Taiga, 9050 Näringsrik granskog </w:t>
+      </w:r>
+      <w:r>
+        <w:t>och</w:t>
+      </w:r>
+      <w:r>
+        <w:rPr>
+          <w:i/>
+        </w:rPr>
+        <w:t xml:space="preserve"> 9040 Fjällbjörkskog</w:t>
+      </w:r>
+      <w:r>
+        <w:t xml:space="preserve"> (Nitare &amp; Skogsstyrelsen, 2019; SLU Artdatabanken, 2025).</w:t>
+      </w:r>
+    </w:p>
+    <w:p>
+      <w:r>
+        <w:rPr>
+          <w:b/>
+        </w:rPr>
         <w:t>Blåsippa (§9)</w:t>
       </w:r>
       <w:r>
@@ -459,6 +644,104 @@
       </w:r>
       <w:r>
         <w:t xml:space="preserve"> (SLU Artdatabanken, 2025).</w:t>
+      </w:r>
+    </w:p>
+    <w:p>
+      <w:r>
+        <w:rPr>
+          <w:b/>
+        </w:rPr>
+        <w:t>Ormbär</w:t>
+      </w:r>
+      <w:r>
+        <w:t xml:space="preserve"> är typisk art för </w:t>
+      </w:r>
+      <w:r>
+        <w:rPr>
+          <w:i/>
+        </w:rPr>
+        <w:t xml:space="preserve">9050 Näringsrik granskog </w:t>
+      </w:r>
+      <w:r>
+        <w:t>(SLU Artdatabanken, 2025).</w:t>
+      </w:r>
+    </w:p>
+    <w:p>
+      <w:r>
+        <w:rPr>
+          <w:b/>
+        </w:rPr>
+        <w:t>Spillkråka (§4)</w:t>
+      </w:r>
+      <w:r>
+        <w:t xml:space="preserve"> omfattas av bilaga 1 i EU:s fågeldirektiv och är typisk art för </w:t>
+      </w:r>
+      <w:r>
+        <w:rPr>
+          <w:i/>
+        </w:rPr>
+        <w:t xml:space="preserve">9010 Taiga </w:t>
+      </w:r>
+      <w:r>
+        <w:t>och</w:t>
+      </w:r>
+      <w:r>
+        <w:rPr>
+          <w:i/>
+        </w:rPr>
+        <w:t xml:space="preserve"> 9740 Skogsbevuxen myr</w:t>
+      </w:r>
+      <w:r>
+        <w:t>. Den behöver grova träd, främst tall, asp och bok som boträd. Skogsbruk med korta omloppstider och täta, homogena ungskogar utgör det största hotet. Spillkråka är en nyckelart i skogliga miljöer vars övergivna bohål utnyttjas av flera andra hålhäckande fågelarter och fladdermöss, däribland pärluggla (EN, §4), knipa (§4), salskrake (§4) och skogsduva (§4). Hökuggla (VU, §4) och slaguggla (§4) häckar ofta i högstubbar som brutits av i höjd med ett gammalt spillkråkebo (SLU Artdatabanken, 2026; Skogsstyrelsen, 2016).</w:t>
+      </w:r>
+    </w:p>
+    <w:p>
+      <w:r>
+        <w:rPr>
+          <w:b/>
+        </w:rPr>
+        <w:t>Tjäder (§4)</w:t>
+      </w:r>
+      <w:r>
+        <w:t xml:space="preserve"> omfattas av bilaga 1 och 2 EU:s fågeldirektiv och är typisk art för </w:t>
+      </w:r>
+      <w:r>
+        <w:rPr>
+          <w:i/>
+        </w:rPr>
+        <w:t xml:space="preserve">9010 Taiga </w:t>
+      </w:r>
+      <w:r>
+        <w:t xml:space="preserve">och </w:t>
+      </w:r>
+      <w:r>
+        <w:rPr>
+          <w:i/>
+        </w:rPr>
+        <w:t>9740 Skogsbevuxen myr</w:t>
+      </w:r>
+      <w:r>
+        <w:t>. Tjädern är en utpräglad skogsfågel knuten till större sammanhängande barrskogsområden. Tupparna och hönorna utnyttjar till viss del olika miljöer, och habitatvalet varierar dessutom mellan olika delar av året. För att det ska finnas livskraftiga tjäderbestånd krävs funktionella skogslandskap med en blandning av uppvuxen, gles och luckig skog, täta sumpskogar, myrar och andra små våtmarker. Arten försvinner när skogen fragmenteras och den sammanlagda arealen hyggen och andra öppna områden blir för stor. Ett småskaligt och försiktigt virkesuttag genom hyggesfria metoder kan i vissa fall vara möjligt i området inom 200 m från lekcentrum. Längre ut från lekcentrum, inom 200–500 m bör den avverkade ytan inte överskrida 1 hektar för att undvika alltför stora och snabba förändringar (Skogsstyrelsen, 2019; SLU Artdatabanken, 2024).</w:t>
+      </w:r>
+    </w:p>
+    <w:p>
+      <w:r>
+        <w:rPr>
+          <w:b/>
+        </w:rPr>
+        <w:t>Tofsmes (§4)</w:t>
+      </w:r>
+      <w:r>
+        <w:t xml:space="preserve"> häckar i barr- och blandskog, främst i tallskog. Tofsmes är typisk art för </w:t>
+      </w:r>
+      <w:r>
+        <w:rPr>
+          <w:i/>
+        </w:rPr>
+        <w:t xml:space="preserve">9010 Taiga </w:t>
+      </w:r>
+      <w:r>
+        <w:t>(SLU Artdatabanken, 2025).</w:t>
       </w:r>
     </w:p>
     <w:p>
@@ -513,6 +796,22 @@
       <w:r>
         <w:t>I den avverkningsanmälda skogen har fridlysta arter sina livsmiljöer och växtplatser. Att skada de fridlysta arternas livsmiljöer, växtplatser eller ekologiska funktion är inte tillåtet enligt artskyddsförordningen.</w:t>
       </w:r>
+      <w:r>
+        <w:rPr>
+          <w:i/>
+        </w:rPr>
+        <w:t xml:space="preserve"> EU:s medlemsländer och skogsbolag är skyldiga att agera i enlighet med EU:s fågeldirektiv där det uttryckligen står att direktivet gäller för fåglar samt för deras ägg, bon och </w:t>
+      </w:r>
+      <w:r>
+        <w:rPr>
+          <w:b/>
+          <w:i/>
+        </w:rPr>
+        <w:t xml:space="preserve">livsmiljöer </w:t>
+      </w:r>
+      <w:r>
+        <w:t>(artikel 1). Vidare att de åtgärder som vidtas inte får leda till en försämring av den nuvarande situationen beträffande bevarandet av de fågelarter som avses i artikel 1 (artikel 13).</w:t>
+      </w:r>
     </w:p>
     <w:p>
       <w:r>
@@ -551,7 +850,7 @@
         <w:rPr>
           <w:i/>
         </w:rPr>
-        <w:t>I det avverkningsanmälda skogsområdet har 3 naturvårdsarter varav 2 rödlistade arter sina livsmiljöer och växtplatser.</w:t>
+        <w:t>I det avverkningsanmälda skogsområdet har 19 naturvårdsarter varav 9 rödlistade arter sina livsmiljöer och växtplatser.</w:t>
       </w:r>
     </w:p>
     <w:p>
@@ -1084,6 +1383,267 @@
       </w:r>
       <w:r>
         <w:t>SLU Artdatabanken, Uppsala.</w:t>
+      </w:r>
+    </w:p>
+    <w:p>
+      <w:pPr>
+        <w:pStyle w:val="Heading1"/>
+      </w:pPr>
+      <w:r>
+        <w:t>Talltita – ekologi samt krav på livsmiljön</w:t>
+      </w:r>
+    </w:p>
+    <w:p>
+      <w:r>
+        <w:t>Talltita är rödlistad som NT, fridlyst och prioriterad art i Skogsvårdslagen. Den omfattas av EU:s fågeldirektiv. Arten har minskat kraftigt de senaste 30 åren och minskningstakten innevarande 10-årsperiod beräknas till 20 (10–30) % (SLU Artdatabanken, 2022).</w:t>
+      </w:r>
+    </w:p>
+    <w:p>
+      <w:r>
+        <w:t>Talltita föredrar större sammanhängande barrskogar, och finns såväl i tallskog som granskog och i lövblandad barrskog. Skogens struktur är viktig och ska helst vara flerskiktad med riklig underväxt av mindre granar, björk och andra lövträd och buskar. Tillgång på murknande högstubbar är särskilt viktig, eftersom talltitan helst själv hackar ut sitt bohål (SLU Artdatabanken, 2022).</w:t>
+      </w:r>
+    </w:p>
+    <w:p>
+      <w:r>
+        <w:t>Det finns flera studier som visar att talltita är känslig för gallring och inte överlever när dess livsmiljö kalavverkas (Eggers and Low, 2014; Griesser et al., 2007; Klein, 2020). Talltitans revir är förhållandevis stora, 10–20 hektar och arten missgynnas när skogen fragmenteras. Kalavverkning av större delar av reviret innebär att det överges (Artdatabanken, 2021).</w:t>
+      </w:r>
+    </w:p>
+    <w:p>
+      <w:r>
+        <w:t>Talltitan är synnerligen trogen sitt revir så länge paret lever och biotopen förblir intakt. Paret stannar i sitt revir året om. En förlust av ett revir har därför en stor inverkan på den lokala populationen och trakthyggesbruket anses vara orsak till den svenska populationens kraftiga minskning. Talltiteparets revirtrohet innebär att närhelst under året man observerar en adult talltita så ingår denna plats i reviret (Siffczyk et al., 2003; Ekman, 1979).</w:t>
+      </w:r>
+    </w:p>
+    <w:p>
+      <w:pPr>
+        <w:pStyle w:val="Heading2"/>
+      </w:pPr>
+      <w:r>
+        <w:t>Referenser – talltita</w:t>
+      </w:r>
+    </w:p>
+    <w:p>
+      <w:r>
+        <w:t xml:space="preserve">Eggers, S., Low, M., 2014. </w:t>
+      </w:r>
+      <w:r>
+        <w:rPr>
+          <w:i/>
+        </w:rPr>
+        <w:t xml:space="preserve">Differential demographic responses of sympatric Parids to vegetation management in boreal forest. </w:t>
+      </w:r>
+      <w:r>
+        <w:t>For. Ecol. Manage. 319, 169–175.</w:t>
+      </w:r>
+    </w:p>
+    <w:p>
+      <w:r>
+        <w:t xml:space="preserve">Ekman, J., 1979. </w:t>
+      </w:r>
+      <w:r>
+        <w:rPr>
+          <w:i/>
+        </w:rPr>
+        <w:t xml:space="preserve">Coherence, composition and territories of winter social groups of the Willow Tit Parus montanus and the Crested Tit P. cristatus. </w:t>
+      </w:r>
+      <w:r>
+        <w:t>Ornis Scandinavica, 10, pp 56–68</w:t>
+      </w:r>
+    </w:p>
+    <w:p>
+      <w:r>
+        <w:t xml:space="preserve">Griesser, M., Nystrand, M., Eggers, S., Ekman, J., 2007. </w:t>
+      </w:r>
+      <w:r>
+        <w:rPr>
+          <w:i/>
+        </w:rPr>
+        <w:t xml:space="preserve">Impact of forestry practices on fitness correlates and population productivity in an open-nesting bird species. </w:t>
+      </w:r>
+      <w:r>
+        <w:t>Conserv. Biol. 21, 767–774. https://doi.org/10.1111/j.1523- 1739.2007.00675.x</w:t>
+      </w:r>
+    </w:p>
+    <w:p>
+      <w:r>
+        <w:t xml:space="preserve">Klein, J., 2020. </w:t>
+      </w:r>
+      <w:r>
+        <w:rPr>
+          <w:i/>
+        </w:rPr>
+        <w:t xml:space="preserve">The forgotten forest – On thinning, retention, and biodiversity in the boreal forest. </w:t>
+      </w:r>
+      <w:r>
+        <w:t>Doctoral Thesis No. 2020:50</w:t>
+      </w:r>
+    </w:p>
+    <w:p>
+      <w:r>
+        <w:t xml:space="preserve">Siffczyk, C., Brotons, L., Kangas, K., Orell, M., 2003. </w:t>
+      </w:r>
+      <w:r>
+        <w:rPr>
+          <w:i/>
+        </w:rPr>
+        <w:t xml:space="preserve">Home range size of willow tits. </w:t>
+      </w:r>
+      <w:r>
+        <w:t>Oecologica, 136, 635–642 (2003)</w:t>
+      </w:r>
+    </w:p>
+    <w:p>
+      <w:r>
+        <w:t xml:space="preserve">SLU Artdatabanken, 2021. </w:t>
+      </w:r>
+      <w:r>
+        <w:rPr>
+          <w:i/>
+        </w:rPr>
+        <w:t xml:space="preserve">Artfaktablad. Naturvård – artfakta. </w:t>
+      </w:r>
+      <w:r>
+        <w:t>SLU Artdatabanken, Uppsala</w:t>
+      </w:r>
+    </w:p>
+    <w:p>
+      <w:pPr>
+        <w:pStyle w:val="Heading1"/>
+      </w:pPr>
+      <w:r>
+        <w:t>Spillkråka – ekologi samt krav på livsmiljön</w:t>
+      </w:r>
+    </w:p>
+    <w:p>
+      <w:r>
+        <w:t xml:space="preserve">Spillkråka (§4) ingår i bilaga 1 EU:s fågeldirektiv och är typisk art för </w:t>
+      </w:r>
+      <w:r>
+        <w:rPr>
+          <w:i/>
+        </w:rPr>
+        <w:t xml:space="preserve">9010 Taiga </w:t>
+      </w:r>
+      <w:r>
+        <w:t>och</w:t>
+      </w:r>
+      <w:r>
+        <w:rPr>
+          <w:i/>
+        </w:rPr>
+        <w:t xml:space="preserve"> 9740 Skogsbevuxen myr</w:t>
+      </w:r>
+      <w:r>
+        <w:t>. Den lever i både barr- och blandskog liksom i ren lövskog. De tätaste populationerna tenderar att finnas i äldre, variationsrik blandskog med gott om död ved och gamla träd. Varje par utnyttjar 400–1000 hektar skog beroende på skogens kvalitet. Skogsbruk med korta omloppstider och täta, homogena ungskogar utgör det största hotet (SLU Artdatabanken, 2026).</w:t>
+      </w:r>
+    </w:p>
+    <w:p>
+      <w:r>
+        <w:t>Spillkråka är en nyckelart i skogliga miljöer vars övergivna bohål utnyttjas av flera andra hålhäckande fågelarter och fladdermöss, däribland pärluggla (EN, §4), knipa (§4), salskrake (§4) och skogsduva (§4). Hökuggla (VU, §4) och slaguggla (§4) häckar ofta i högstubbar som brutits av i höjd med ett gammalt spillkråkebo (Skogsstyrelsen, 2016).</w:t>
+      </w:r>
+    </w:p>
+    <w:p>
+      <w:pPr>
+        <w:pStyle w:val="Heading2"/>
+      </w:pPr>
+      <w:r>
+        <w:t>Referenser – spillkråka</w:t>
+      </w:r>
+    </w:p>
+    <w:p>
+      <w:r>
+        <w:t xml:space="preserve">Skogsstyrelsen, 2016. </w:t>
+      </w:r>
+      <w:r>
+        <w:rPr>
+          <w:i/>
+        </w:rPr>
+        <w:t xml:space="preserve">Vägledning för hänsyn till spillkråka. </w:t>
+      </w:r>
+      <w:r>
+        <w:t>Vägledningar och kunskapsstöd artskydd – Skogsstyrelsen.</w:t>
+      </w:r>
+    </w:p>
+    <w:p>
+      <w:r>
+        <w:t xml:space="preserve">SLU Artdatabanken, 2026. </w:t>
+      </w:r>
+      <w:r>
+        <w:rPr>
+          <w:i/>
+        </w:rPr>
+        <w:t xml:space="preserve">Artfaktablad. Naturvård – artfakta. </w:t>
+      </w:r>
+      <w:r>
+        <w:t>SLU Artdatabanken, Uppsala.</w:t>
+      </w:r>
+    </w:p>
+    <w:p>
+      <w:pPr>
+        <w:pStyle w:val="Heading1"/>
+      </w:pPr>
+      <w:r>
+        <w:t>Tjäder – ekologi samt krav på livsmiljön</w:t>
+      </w:r>
+    </w:p>
+    <w:p>
+      <w:r>
+        <w:t xml:space="preserve">Tjäder (§4) omfattas av bilaga 1 och 2 EU:s fågeldirektiv och är typisk art för </w:t>
+      </w:r>
+      <w:r>
+        <w:rPr>
+          <w:i/>
+        </w:rPr>
+        <w:t xml:space="preserve">9010 Taiga </w:t>
+      </w:r>
+      <w:r>
+        <w:t xml:space="preserve">och </w:t>
+      </w:r>
+      <w:r>
+        <w:rPr>
+          <w:i/>
+        </w:rPr>
+        <w:t>9740 Skogsbevuxen myr</w:t>
+      </w:r>
+      <w:r>
+        <w:t>. Tjädern är en utpräglad skogsfågel knuten till större sammanhängande barrskogsområden. Tupparna och hönorna utnyttjar till viss del olika miljöer, och habitatvalet varierar dessutom mellan olika delar av året. För att det ska finnas livskraftiga tjäderbestånd krävs funktionella skogslandskap med en blandning av uppvuxen, gles och luckig skog, täta sumpskogar, myrar och andra små våtmarker (Skogsstyrelsen, 2019; SLU Artdatabanken 2024).</w:t>
+      </w:r>
+    </w:p>
+    <w:p>
+      <w:r>
+        <w:t>Arten försvinner när skogen fragmenteras och den sammanlagda arealen hyggen och andra öppna områden blir för stor. Ett småskaligt och försiktigt virkesuttag genom hyggesfria metoder kan i vissa fall vara möjligt i området inom 200 m från lekcentrum. Längre ut från lekcentrum, inom 200–500 m bör den avverkade ytan inte överskrida 1 hektar för att undvika alltför stora och snabba förändringar (Skogsstyrelsen, 2019).</w:t>
+      </w:r>
+    </w:p>
+    <w:p>
+      <w:pPr>
+        <w:pStyle w:val="Heading2"/>
+      </w:pPr>
+      <w:r>
+        <w:t>Referenser – tjäder</w:t>
+      </w:r>
+    </w:p>
+    <w:p>
+      <w:r>
+        <w:t xml:space="preserve">Skogsstyrelsen, 2019. </w:t>
+      </w:r>
+      <w:r>
+        <w:rPr>
+          <w:i/>
+        </w:rPr>
+        <w:t>Vägledning för hänsyn till fåglar – tjäder.</w:t>
+      </w:r>
+    </w:p>
+    <w:p>
+      <w:r>
+        <w:t xml:space="preserve">SLU Artdatabanken, 2024. </w:t>
+      </w:r>
+      <w:r>
+        <w:rPr>
+          <w:i/>
+        </w:rPr>
+        <w:t xml:space="preserve">Artfaktablad. Naturvård – artfakta. </w:t>
+      </w:r>
+      <w:r>
+        <w:t>SLU Artdatabanken, Uppsala</w:t>
       </w:r>
     </w:p>
     <w:sectPr>
@@ -1214,7 +1774,7 @@
     <w:r>
       <w:tab/>
       <w:tab/>
-      <w:t>2026-08-14</w:t>
+      <w:t>2026-08-15</w:t>
       <w:br/>
       <w:br/>
     </w:r>

--- a/klagomål/A 30462-2026 FSC-klagomål.docx
+++ b/klagomål/A 30462-2026 FSC-klagomål.docx
@@ -1774,7 +1774,7 @@
     <w:r>
       <w:tab/>
       <w:tab/>
-      <w:t>2026-08-15</w:t>
+      <w:t>2026-08-16</w:t>
       <w:br/>
       <w:br/>
     </w:r>

--- a/klagomål/A 30462-2026 FSC-klagomål.docx
+++ b/klagomål/A 30462-2026 FSC-klagomål.docx
@@ -1774,7 +1774,7 @@
     <w:r>
       <w:tab/>
       <w:tab/>
-      <w:t>2026-08-16</w:t>
+      <w:t>2026-08-17</w:t>
       <w:br/>
       <w:br/>
     </w:r>

--- a/klagomål/A 30462-2026 FSC-klagomål.docx
+++ b/klagomål/A 30462-2026 FSC-klagomål.docx
@@ -1774,7 +1774,7 @@
     <w:r>
       <w:tab/>
       <w:tab/>
-      <w:t>2026-08-17</w:t>
+      <w:t>2026-08-18</w:t>
       <w:br/>
       <w:br/>
     </w:r>

--- a/klagomål/A 30462-2026 FSC-klagomål.docx
+++ b/klagomål/A 30462-2026 FSC-klagomål.docx
@@ -1774,7 +1774,7 @@
     <w:r>
       <w:tab/>
       <w:tab/>
-      <w:t>2026-08-18</w:t>
+      <w:t>2026-08-19</w:t>
       <w:br/>
       <w:br/>
     </w:r>

--- a/klagomål/A 30462-2026 FSC-klagomål.docx
+++ b/klagomål/A 30462-2026 FSC-klagomål.docx
@@ -1774,7 +1774,7 @@
     <w:r>
       <w:tab/>
       <w:tab/>
-      <w:t>2026-08-19</w:t>
+      <w:t>2026-08-20</w:t>
       <w:br/>
       <w:br/>
     </w:r>

--- a/klagomål/A 30462-2026 FSC-klagomål.docx
+++ b/klagomål/A 30462-2026 FSC-klagomål.docx
@@ -1774,7 +1774,7 @@
     <w:r>
       <w:tab/>
       <w:tab/>
-      <w:t>2026-08-20</w:t>
+      <w:t>2026-08-21</w:t>
       <w:br/>
       <w:br/>
     </w:r>

--- a/klagomål/A 30462-2026 FSC-klagomål.docx
+++ b/klagomål/A 30462-2026 FSC-klagomål.docx
@@ -1774,7 +1774,7 @@
     <w:r>
       <w:tab/>
       <w:tab/>
-      <w:t>2026-08-21</w:t>
+      <w:t>2026-08-22</w:t>
       <w:br/>
       <w:br/>
     </w:r>

--- a/klagomål/A 30462-2026 FSC-klagomål.docx
+++ b/klagomål/A 30462-2026 FSC-klagomål.docx
@@ -1774,7 +1774,7 @@
     <w:r>
       <w:tab/>
       <w:tab/>
-      <w:t>2026-08-22</w:t>
+      <w:t>2026-08-23</w:t>
       <w:br/>
       <w:br/>
     </w:r>

--- a/klagomål/A 30462-2026 FSC-klagomål.docx
+++ b/klagomål/A 30462-2026 FSC-klagomål.docx
@@ -1774,7 +1774,7 @@
     <w:r>
       <w:tab/>
       <w:tab/>
-      <w:t>2026-08-23</w:t>
+      <w:t>2026-08-24</w:t>
       <w:br/>
       <w:br/>
     </w:r>

--- a/klagomål/A 30462-2026 FSC-klagomål.docx
+++ b/klagomål/A 30462-2026 FSC-klagomål.docx
@@ -1774,7 +1774,7 @@
     <w:r>
       <w:tab/>
       <w:tab/>
-      <w:t>2026-08-24</w:t>
+      <w:t>2026-08-25</w:t>
       <w:br/>
       <w:br/>
     </w:r>

--- a/klagomål/A 30462-2026 FSC-klagomål.docx
+++ b/klagomål/A 30462-2026 FSC-klagomål.docx
@@ -1774,7 +1774,7 @@
     <w:r>
       <w:tab/>
       <w:tab/>
-      <w:t>2026-08-25</w:t>
+      <w:t>2026-08-26</w:t>
       <w:br/>
       <w:br/>
     </w:r>

--- a/klagomål/A 30462-2026 FSC-klagomål.docx
+++ b/klagomål/A 30462-2026 FSC-klagomål.docx
@@ -1774,7 +1774,7 @@
     <w:r>
       <w:tab/>
       <w:tab/>
-      <w:t>2026-08-26</w:t>
+      <w:t>2026-08-27</w:t>
       <w:br/>
       <w:br/>
     </w:r>

--- a/klagomål/A 30462-2026 FSC-klagomål.docx
+++ b/klagomål/A 30462-2026 FSC-klagomål.docx
@@ -1774,7 +1774,7 @@
     <w:r>
       <w:tab/>
       <w:tab/>
-      <w:t>2026-08-27</w:t>
+      <w:t>2026-08-28</w:t>
       <w:br/>
       <w:br/>
     </w:r>

--- a/klagomål/A 30462-2026 FSC-klagomål.docx
+++ b/klagomål/A 30462-2026 FSC-klagomål.docx
@@ -1774,7 +1774,7 @@
     <w:r>
       <w:tab/>
       <w:tab/>
-      <w:t>2026-08-28</w:t>
+      <w:t>2026-08-29</w:t>
       <w:br/>
       <w:br/>
     </w:r>

--- a/klagomål/A 30462-2026 FSC-klagomål.docx
+++ b/klagomål/A 30462-2026 FSC-klagomål.docx
@@ -1774,7 +1774,7 @@
     <w:r>
       <w:tab/>
       <w:tab/>
-      <w:t>2026-08-29</w:t>
+      <w:t>2026-08-31</w:t>
       <w:br/>
       <w:br/>
     </w:r>

--- a/klagomål/A 30462-2026 FSC-klagomål.docx
+++ b/klagomål/A 30462-2026 FSC-klagomål.docx
@@ -1774,7 +1774,7 @@
     <w:r>
       <w:tab/>
       <w:tab/>
-      <w:t>2026-08-31</w:t>
+      <w:t>2026-09-01</w:t>
       <w:br/>
       <w:br/>
     </w:r>

--- a/klagomål/A 30462-2026 FSC-klagomål.docx
+++ b/klagomål/A 30462-2026 FSC-klagomål.docx
@@ -1774,7 +1774,7 @@
     <w:r>
       <w:tab/>
       <w:tab/>
-      <w:t>2026-09-01</w:t>
+      <w:t>2026-09-02</w:t>
       <w:br/>
       <w:br/>
     </w:r>

--- a/klagomål/A 30462-2026 FSC-klagomål.docx
+++ b/klagomål/A 30462-2026 FSC-klagomål.docx
@@ -1774,7 +1774,7 @@
     <w:r>
       <w:tab/>
       <w:tab/>
-      <w:t>2026-09-02</w:t>
+      <w:t>2026-09-03</w:t>
       <w:br/>
       <w:br/>
     </w:r>

--- a/klagomål/A 30462-2026 FSC-klagomål.docx
+++ b/klagomål/A 30462-2026 FSC-klagomål.docx
@@ -1774,7 +1774,7 @@
     <w:r>
       <w:tab/>
       <w:tab/>
-      <w:t>2026-09-03</w:t>
+      <w:t>2026-09-04</w:t>
       <w:br/>
       <w:br/>
     </w:r>

--- a/klagomål/A 30462-2026 FSC-klagomål.docx
+++ b/klagomål/A 30462-2026 FSC-klagomål.docx
@@ -1774,7 +1774,7 @@
     <w:r>
       <w:tab/>
       <w:tab/>
-      <w:t>2026-09-04</w:t>
+      <w:t>2026-09-05</w:t>
       <w:br/>
       <w:br/>
     </w:r>

--- a/klagomål/A 30462-2026 FSC-klagomål.docx
+++ b/klagomål/A 30462-2026 FSC-klagomål.docx
@@ -1774,7 +1774,7 @@
     <w:r>
       <w:tab/>
       <w:tab/>
-      <w:t>2026-09-05</w:t>
+      <w:t>2026-09-06</w:t>
       <w:br/>
       <w:br/>
     </w:r>

--- a/klagomål/A 30462-2026 FSC-klagomål.docx
+++ b/klagomål/A 30462-2026 FSC-klagomål.docx
@@ -1774,7 +1774,7 @@
     <w:r>
       <w:tab/>
       <w:tab/>
-      <w:t>2026-09-06</w:t>
+      <w:t>2026-09-07</w:t>
       <w:br/>
       <w:br/>
     </w:r>

--- a/klagomål/A 30462-2026 FSC-klagomål.docx
+++ b/klagomål/A 30462-2026 FSC-klagomål.docx
@@ -1774,7 +1774,7 @@
     <w:r>
       <w:tab/>
       <w:tab/>
-      <w:t>2026-09-07</w:t>
+      <w:t>2026-09-08</w:t>
       <w:br/>
       <w:br/>
     </w:r>

--- a/klagomål/A 30462-2026 FSC-klagomål.docx
+++ b/klagomål/A 30462-2026 FSC-klagomål.docx
@@ -1774,7 +1774,7 @@
     <w:r>
       <w:tab/>
       <w:tab/>
-      <w:t>2026-09-08</w:t>
+      <w:t>2026-09-09</w:t>
       <w:br/>
       <w:br/>
     </w:r>

--- a/klagomål/A 30462-2026 FSC-klagomål.docx
+++ b/klagomål/A 30462-2026 FSC-klagomål.docx
@@ -1774,7 +1774,7 @@
     <w:r>
       <w:tab/>
       <w:tab/>
-      <w:t>2026-09-09</w:t>
+      <w:t>2026-09-10</w:t>
       <w:br/>
       <w:br/>
     </w:r>

--- a/klagomål/A 30462-2026 FSC-klagomål.docx
+++ b/klagomål/A 30462-2026 FSC-klagomål.docx
@@ -1774,7 +1774,7 @@
     <w:r>
       <w:tab/>
       <w:tab/>
-      <w:t>2026-09-10</w:t>
+      <w:t>2026-09-11</w:t>
       <w:br/>
       <w:br/>
     </w:r>

--- a/klagomål/A 30462-2026 FSC-klagomål.docx
+++ b/klagomål/A 30462-2026 FSC-klagomål.docx
@@ -1774,7 +1774,7 @@
     <w:r>
       <w:tab/>
       <w:tab/>
-      <w:t>2026-09-11</w:t>
+      <w:t>2026-09-12</w:t>
       <w:br/>
       <w:br/>
     </w:r>
